--- a/guj/docx/030.content.docx
+++ b/guj/docx/030.content.docx
@@ -351,114 +351,84 @@
           <w:lang w:val="gu_IN" w:bidi="gu_IN"/>
         </w:rPr>
       </w:r>
-      <w:hyperlink r:id="rId13">
-        <w:r>
-          <w:rPr>
-            <w:lang w:val="gu_IN" w:bidi="gu_IN"/>
-          </w:rPr>
-          <w:rPr>
-            <w:color w:val="0000EE"/>
-            <w:u w:val="single"/>
-          </w:rPr>
-          <w:t>1 રાજા 8:51–53</w:t>
-        </w:r>
-      </w:hyperlink>
-    </w:p>
-    <w:p>
-      <w:pPr>
-        <w:pStyle w:val="ListBullet"/>
-        <w:spacing w:line="240" w:lineRule="auto"/>
-        <w:ind w:left="720"/>
-      </w:pPr>
-      <w:r>
-        <w:rPr>
-          <w:lang w:val="gu_IN" w:bidi="gu_IN"/>
-        </w:rPr>
-      </w:r>
-      <w:hyperlink r:id="rId14">
-        <w:r>
-          <w:rPr>
-            <w:lang w:val="gu_IN" w:bidi="gu_IN"/>
-          </w:rPr>
-          <w:rPr>
-            <w:color w:val="0000EE"/>
-            <w:u w:val="single"/>
-          </w:rPr>
-          <w:t>ઉત્પત્તિ 19:26–28</w:t>
-        </w:r>
-      </w:hyperlink>
-    </w:p>
-    <w:p>
-      <w:pPr>
-        <w:pStyle w:val="ListBullet"/>
-        <w:spacing w:line="240" w:lineRule="auto"/>
-        <w:ind w:left="720"/>
-      </w:pPr>
-      <w:r>
-        <w:rPr>
-          <w:lang w:val="gu_IN" w:bidi="gu_IN"/>
-        </w:rPr>
-      </w:r>
-      <w:hyperlink r:id="rId15">
-        <w:r>
-          <w:rPr>
-            <w:lang w:val="gu_IN" w:bidi="gu_IN"/>
-          </w:rPr>
-          <w:rPr>
-            <w:color w:val="0000EE"/>
-            <w:u w:val="single"/>
-          </w:rPr>
-          <w:t>નીતિવચન 17:3–4</w:t>
-        </w:r>
-      </w:hyperlink>
-    </w:p>
-    <w:p>
-      <w:pPr>
-        <w:pStyle w:val="ListBullet"/>
-        <w:spacing w:line="240" w:lineRule="auto"/>
-        <w:ind w:left="720"/>
-      </w:pPr>
-      <w:r>
-        <w:rPr>
-          <w:lang w:val="gu_IN" w:bidi="gu_IN"/>
-        </w:rPr>
-      </w:r>
-      <w:hyperlink r:id="rId16">
-        <w:r>
-          <w:rPr>
-            <w:lang w:val="gu_IN" w:bidi="gu_IN"/>
-          </w:rPr>
-          <w:rPr>
-            <w:color w:val="0000EE"/>
-            <w:u w:val="single"/>
-          </w:rPr>
-          <w:t>ગીતશાસ્ત્ર 21:9–10</w:t>
-        </w:r>
-      </w:hyperlink>
-    </w:p>
-    <w:p>
-      <w:pPr>
-        <w:pStyle w:val="ListBullet"/>
-        <w:spacing w:line="240" w:lineRule="auto"/>
-        <w:ind w:left="720"/>
-      </w:pPr>
-      <w:r>
-        <w:rPr>
-          <w:lang w:val="gu_IN" w:bidi="gu_IN"/>
-        </w:rPr>
-      </w:r>
-      <w:hyperlink r:id="rId17">
-        <w:r>
-          <w:rPr>
-            <w:lang w:val="gu_IN" w:bidi="gu_IN"/>
-          </w:rPr>
-          <w:rPr>
-            <w:color w:val="0000EE"/>
-            <w:u w:val="single"/>
-          </w:rPr>
-          <w:t>પ્રકટીકરણ 9:1–2</w:t>
-        </w:r>
-      </w:hyperlink>
+      <w:r>
+        <w:rPr>
+          <w:lang w:val="gu_IN" w:bidi="gu_IN"/>
+        </w:rPr>
+        <w:t>1 રાજા 8:51–53</w:t>
+      </w:r>
+    </w:p>
+    <w:p>
+      <w:pPr>
+        <w:pStyle w:val="ListBullet"/>
+        <w:spacing w:line="240" w:lineRule="auto"/>
+        <w:ind w:left="720"/>
+      </w:pPr>
+      <w:r>
+        <w:rPr>
+          <w:lang w:val="gu_IN" w:bidi="gu_IN"/>
+        </w:rPr>
+      </w:r>
+      <w:r>
+        <w:rPr>
+          <w:lang w:val="gu_IN" w:bidi="gu_IN"/>
+        </w:rPr>
+        <w:t>ઉત્પત્તિ 19:26–28</w:t>
+      </w:r>
+    </w:p>
+    <w:p>
+      <w:pPr>
+        <w:pStyle w:val="ListBullet"/>
+        <w:spacing w:line="240" w:lineRule="auto"/>
+        <w:ind w:left="720"/>
+      </w:pPr>
+      <w:r>
+        <w:rPr>
+          <w:lang w:val="gu_IN" w:bidi="gu_IN"/>
+        </w:rPr>
+      </w:r>
+      <w:r>
+        <w:rPr>
+          <w:lang w:val="gu_IN" w:bidi="gu_IN"/>
+        </w:rPr>
+        <w:t>નીતિવચન 17:3–4</w:t>
+      </w:r>
+    </w:p>
+    <w:p>
+      <w:pPr>
+        <w:pStyle w:val="ListBullet"/>
+        <w:spacing w:line="240" w:lineRule="auto"/>
+        <w:ind w:left="720"/>
+      </w:pPr>
+      <w:r>
+        <w:rPr>
+          <w:lang w:val="gu_IN" w:bidi="gu_IN"/>
+        </w:rPr>
+      </w:r>
+      <w:r>
+        <w:rPr>
+          <w:lang w:val="gu_IN" w:bidi="gu_IN"/>
+        </w:rPr>
+        <w:t>ગીતશાસ્ત્ર 21:9–10</w:t>
+      </w:r>
+    </w:p>
+    <w:p>
+      <w:pPr>
+        <w:pStyle w:val="ListBullet"/>
+        <w:spacing w:line="240" w:lineRule="auto"/>
+        <w:ind w:left="720"/>
+      </w:pPr>
+      <w:r>
+        <w:rPr>
+          <w:lang w:val="gu_IN" w:bidi="gu_IN"/>
+        </w:rPr>
+      </w:r>
+      <w:r>
+        <w:rPr>
+          <w:lang w:val="gu_IN" w:bidi="gu_IN"/>
+        </w:rPr>
+        <w:t>પ્રકટીકરણ 9:1–2</w:t>
+      </w:r>
     </w:p>
     <w:p>
       <w:pPr>
@@ -781,162 +751,120 @@
           <w:lang w:val="gu_IN" w:bidi="gu_IN"/>
         </w:rPr>
       </w:r>
-      <w:hyperlink r:id="rId18">
-        <w:r>
-          <w:rPr>
-            <w:lang w:val="gu_IN" w:bidi="gu_IN"/>
-          </w:rPr>
-          <w:rPr>
-            <w:color w:val="0000EE"/>
-            <w:u w:val="single"/>
-          </w:rPr>
-          <w:t>1 કાળવૃતાંત 9:22–24</w:t>
-        </w:r>
-      </w:hyperlink>
-    </w:p>
-    <w:p>
-      <w:pPr>
-        <w:pStyle w:val="ListBullet"/>
-        <w:spacing w:line="240" w:lineRule="auto"/>
-        <w:ind w:left="720"/>
-      </w:pPr>
-      <w:r>
-        <w:rPr>
-          <w:lang w:val="gu_IN" w:bidi="gu_IN"/>
-        </w:rPr>
-      </w:r>
-      <w:hyperlink r:id="rId19">
-        <w:r>
-          <w:rPr>
-            <w:lang w:val="gu_IN" w:bidi="gu_IN"/>
-          </w:rPr>
-          <w:rPr>
-            <w:color w:val="0000EE"/>
-            <w:u w:val="single"/>
-          </w:rPr>
-          <w:t>1 તિમોથી 4:9–10</w:t>
-        </w:r>
-      </w:hyperlink>
-    </w:p>
-    <w:p>
-      <w:pPr>
-        <w:pStyle w:val="ListBullet"/>
-        <w:spacing w:line="240" w:lineRule="auto"/>
-        <w:ind w:left="720"/>
-      </w:pPr>
-      <w:r>
-        <w:rPr>
-          <w:lang w:val="gu_IN" w:bidi="gu_IN"/>
-        </w:rPr>
-      </w:r>
-      <w:hyperlink r:id="rId20">
-        <w:r>
-          <w:rPr>
-            <w:lang w:val="gu_IN" w:bidi="gu_IN"/>
-          </w:rPr>
-          <w:rPr>
-            <w:color w:val="0000EE"/>
-            <w:u w:val="single"/>
-          </w:rPr>
-          <w:t>હોશિયા 10:12–13</w:t>
-        </w:r>
-      </w:hyperlink>
-    </w:p>
-    <w:p>
-      <w:pPr>
-        <w:pStyle w:val="ListBullet"/>
-        <w:spacing w:line="240" w:lineRule="auto"/>
-        <w:ind w:left="720"/>
-      </w:pPr>
-      <w:r>
-        <w:rPr>
-          <w:lang w:val="gu_IN" w:bidi="gu_IN"/>
-        </w:rPr>
-      </w:r>
-      <w:hyperlink r:id="rId21">
-        <w:r>
-          <w:rPr>
-            <w:lang w:val="gu_IN" w:bidi="gu_IN"/>
-          </w:rPr>
-          <w:rPr>
-            <w:color w:val="0000EE"/>
-            <w:u w:val="single"/>
-          </w:rPr>
-          <w:t>યશાયાહ 31:1–2</w:t>
-        </w:r>
-      </w:hyperlink>
-    </w:p>
-    <w:p>
-      <w:pPr>
-        <w:pStyle w:val="ListBullet"/>
-        <w:spacing w:line="240" w:lineRule="auto"/>
-        <w:ind w:left="720"/>
-      </w:pPr>
-      <w:r>
-        <w:rPr>
-          <w:lang w:val="gu_IN" w:bidi="gu_IN"/>
-        </w:rPr>
-      </w:r>
-      <w:hyperlink r:id="rId22">
-        <w:r>
-          <w:rPr>
-            <w:lang w:val="gu_IN" w:bidi="gu_IN"/>
-          </w:rPr>
-          <w:rPr>
-            <w:color w:val="0000EE"/>
-            <w:u w:val="single"/>
-          </w:rPr>
-          <w:t>નહેમ્યા 13:12–14</w:t>
-        </w:r>
-      </w:hyperlink>
-    </w:p>
-    <w:p>
-      <w:pPr>
-        <w:pStyle w:val="ListBullet"/>
-        <w:spacing w:line="240" w:lineRule="auto"/>
-        <w:ind w:left="720"/>
-      </w:pPr>
-      <w:r>
-        <w:rPr>
-          <w:lang w:val="gu_IN" w:bidi="gu_IN"/>
-        </w:rPr>
-      </w:r>
-      <w:hyperlink r:id="rId23">
-        <w:r>
-          <w:rPr>
-            <w:lang w:val="gu_IN" w:bidi="gu_IN"/>
-          </w:rPr>
-          <w:rPr>
-            <w:color w:val="0000EE"/>
-            <w:u w:val="single"/>
-          </w:rPr>
-          <w:t>ગીતશાસ્ત્ર 31:5–7</w:t>
-        </w:r>
-      </w:hyperlink>
-    </w:p>
-    <w:p>
-      <w:pPr>
-        <w:pStyle w:val="ListBullet"/>
-        <w:spacing w:line="240" w:lineRule="auto"/>
-        <w:ind w:left="720"/>
-      </w:pPr>
-      <w:r>
-        <w:rPr>
-          <w:lang w:val="gu_IN" w:bidi="gu_IN"/>
-        </w:rPr>
-      </w:r>
-      <w:hyperlink r:id="rId24">
-        <w:r>
-          <w:rPr>
-            <w:lang w:val="gu_IN" w:bidi="gu_IN"/>
-          </w:rPr>
-          <w:rPr>
-            <w:color w:val="0000EE"/>
-            <w:u w:val="single"/>
-          </w:rPr>
-          <w:t>તિતસ 3:8</w:t>
-        </w:r>
-      </w:hyperlink>
+      <w:r>
+        <w:rPr>
+          <w:lang w:val="gu_IN" w:bidi="gu_IN"/>
+        </w:rPr>
+        <w:t>1 કાળવૃતાંત 9:22–24</w:t>
+      </w:r>
+    </w:p>
+    <w:p>
+      <w:pPr>
+        <w:pStyle w:val="ListBullet"/>
+        <w:spacing w:line="240" w:lineRule="auto"/>
+        <w:ind w:left="720"/>
+      </w:pPr>
+      <w:r>
+        <w:rPr>
+          <w:lang w:val="gu_IN" w:bidi="gu_IN"/>
+        </w:rPr>
+      </w:r>
+      <w:r>
+        <w:rPr>
+          <w:lang w:val="gu_IN" w:bidi="gu_IN"/>
+        </w:rPr>
+        <w:t>1 તિમોથી 4:9–10</w:t>
+      </w:r>
+    </w:p>
+    <w:p>
+      <w:pPr>
+        <w:pStyle w:val="ListBullet"/>
+        <w:spacing w:line="240" w:lineRule="auto"/>
+        <w:ind w:left="720"/>
+      </w:pPr>
+      <w:r>
+        <w:rPr>
+          <w:lang w:val="gu_IN" w:bidi="gu_IN"/>
+        </w:rPr>
+      </w:r>
+      <w:r>
+        <w:rPr>
+          <w:lang w:val="gu_IN" w:bidi="gu_IN"/>
+        </w:rPr>
+        <w:t>હોશિયા 10:12–13</w:t>
+      </w:r>
+    </w:p>
+    <w:p>
+      <w:pPr>
+        <w:pStyle w:val="ListBullet"/>
+        <w:spacing w:line="240" w:lineRule="auto"/>
+        <w:ind w:left="720"/>
+      </w:pPr>
+      <w:r>
+        <w:rPr>
+          <w:lang w:val="gu_IN" w:bidi="gu_IN"/>
+        </w:rPr>
+      </w:r>
+      <w:r>
+        <w:rPr>
+          <w:lang w:val="gu_IN" w:bidi="gu_IN"/>
+        </w:rPr>
+        <w:t>યશાયાહ 31:1–2</w:t>
+      </w:r>
+    </w:p>
+    <w:p>
+      <w:pPr>
+        <w:pStyle w:val="ListBullet"/>
+        <w:spacing w:line="240" w:lineRule="auto"/>
+        <w:ind w:left="720"/>
+      </w:pPr>
+      <w:r>
+        <w:rPr>
+          <w:lang w:val="gu_IN" w:bidi="gu_IN"/>
+        </w:rPr>
+      </w:r>
+      <w:r>
+        <w:rPr>
+          <w:lang w:val="gu_IN" w:bidi="gu_IN"/>
+        </w:rPr>
+        <w:t>નહેમ્યા 13:12–14</w:t>
+      </w:r>
+    </w:p>
+    <w:p>
+      <w:pPr>
+        <w:pStyle w:val="ListBullet"/>
+        <w:spacing w:line="240" w:lineRule="auto"/>
+        <w:ind w:left="720"/>
+      </w:pPr>
+      <w:r>
+        <w:rPr>
+          <w:lang w:val="gu_IN" w:bidi="gu_IN"/>
+        </w:rPr>
+      </w:r>
+      <w:r>
+        <w:rPr>
+          <w:lang w:val="gu_IN" w:bidi="gu_IN"/>
+        </w:rPr>
+        <w:t>ગીતશાસ્ત્ર 31:5–7</w:t>
+      </w:r>
+    </w:p>
+    <w:p>
+      <w:pPr>
+        <w:pStyle w:val="ListBullet"/>
+        <w:spacing w:line="240" w:lineRule="auto"/>
+        <w:ind w:left="720"/>
+      </w:pPr>
+      <w:r>
+        <w:rPr>
+          <w:lang w:val="gu_IN" w:bidi="gu_IN"/>
+        </w:rPr>
+      </w:r>
+      <w:r>
+        <w:rPr>
+          <w:lang w:val="gu_IN" w:bidi="gu_IN"/>
+        </w:rPr>
+        <w:t>તિતસ 3:8</w:t>
+      </w:r>
     </w:p>
     <w:p>
       <w:pPr>
@@ -1352,114 +1280,84 @@
           <w:lang w:val="gu_IN" w:bidi="gu_IN"/>
         </w:rPr>
       </w:r>
-      <w:hyperlink r:id="rId25">
-        <w:r>
-          <w:rPr>
-            <w:lang w:val="gu_IN" w:bidi="gu_IN"/>
-          </w:rPr>
-          <w:rPr>
-            <w:color w:val="0000EE"/>
-            <w:u w:val="single"/>
-          </w:rPr>
-          <w:t>1 શમુએલ 6:1–2</w:t>
-        </w:r>
-      </w:hyperlink>
-    </w:p>
-    <w:p>
-      <w:pPr>
-        <w:pStyle w:val="ListBullet"/>
-        <w:spacing w:line="240" w:lineRule="auto"/>
-        <w:ind w:left="720"/>
-      </w:pPr>
-      <w:r>
-        <w:rPr>
-          <w:lang w:val="gu_IN" w:bidi="gu_IN"/>
-        </w:rPr>
-      </w:r>
-      <w:hyperlink r:id="rId26">
-        <w:r>
-          <w:rPr>
-            <w:lang w:val="gu_IN" w:bidi="gu_IN"/>
-          </w:rPr>
-          <w:rPr>
-            <w:color w:val="0000EE"/>
-            <w:u w:val="single"/>
-          </w:rPr>
-          <w:t>પ્રેરિતો 16:16–18</w:t>
-        </w:r>
-      </w:hyperlink>
-    </w:p>
-    <w:p>
-      <w:pPr>
-        <w:pStyle w:val="ListBullet"/>
-        <w:spacing w:line="240" w:lineRule="auto"/>
-        <w:ind w:left="720"/>
-      </w:pPr>
-      <w:r>
-        <w:rPr>
-          <w:lang w:val="gu_IN" w:bidi="gu_IN"/>
-        </w:rPr>
-      </w:r>
-      <w:hyperlink r:id="rId27">
-        <w:r>
-          <w:rPr>
-            <w:lang w:val="gu_IN" w:bidi="gu_IN"/>
-          </w:rPr>
-          <w:rPr>
-            <w:color w:val="0000EE"/>
-            <w:u w:val="single"/>
-          </w:rPr>
-          <w:t>હઝકિયેલ 12:24–25</w:t>
-        </w:r>
-      </w:hyperlink>
-    </w:p>
-    <w:p>
-      <w:pPr>
-        <w:pStyle w:val="ListBullet"/>
-        <w:spacing w:line="240" w:lineRule="auto"/>
-        <w:ind w:left="720"/>
-      </w:pPr>
-      <w:r>
-        <w:rPr>
-          <w:lang w:val="gu_IN" w:bidi="gu_IN"/>
-        </w:rPr>
-      </w:r>
-      <w:hyperlink r:id="rId28">
-        <w:r>
-          <w:rPr>
-            <w:lang w:val="gu_IN" w:bidi="gu_IN"/>
-          </w:rPr>
-          <w:rPr>
-            <w:color w:val="0000EE"/>
-            <w:u w:val="single"/>
-          </w:rPr>
-          <w:t>ઉત્પત્તિ 44:3–5</w:t>
-        </w:r>
-      </w:hyperlink>
-    </w:p>
-    <w:p>
-      <w:pPr>
-        <w:pStyle w:val="ListBullet"/>
-        <w:spacing w:line="240" w:lineRule="auto"/>
-        <w:ind w:left="720"/>
-      </w:pPr>
-      <w:r>
-        <w:rPr>
-          <w:lang w:val="gu_IN" w:bidi="gu_IN"/>
-        </w:rPr>
-      </w:r>
-      <w:hyperlink r:id="rId29">
-        <w:r>
-          <w:rPr>
-            <w:lang w:val="gu_IN" w:bidi="gu_IN"/>
-          </w:rPr>
-          <w:rPr>
-            <w:color w:val="0000EE"/>
-            <w:u w:val="single"/>
-          </w:rPr>
-          <w:t>યર્મિયા 27:9–11</w:t>
-        </w:r>
-      </w:hyperlink>
+      <w:r>
+        <w:rPr>
+          <w:lang w:val="gu_IN" w:bidi="gu_IN"/>
+        </w:rPr>
+        <w:t>1 શમુએલ 6:1–2</w:t>
+      </w:r>
+    </w:p>
+    <w:p>
+      <w:pPr>
+        <w:pStyle w:val="ListBullet"/>
+        <w:spacing w:line="240" w:lineRule="auto"/>
+        <w:ind w:left="720"/>
+      </w:pPr>
+      <w:r>
+        <w:rPr>
+          <w:lang w:val="gu_IN" w:bidi="gu_IN"/>
+        </w:rPr>
+      </w:r>
+      <w:r>
+        <w:rPr>
+          <w:lang w:val="gu_IN" w:bidi="gu_IN"/>
+        </w:rPr>
+        <w:t>પ્રેરિતો 16:16–18</w:t>
+      </w:r>
+    </w:p>
+    <w:p>
+      <w:pPr>
+        <w:pStyle w:val="ListBullet"/>
+        <w:spacing w:line="240" w:lineRule="auto"/>
+        <w:ind w:left="720"/>
+      </w:pPr>
+      <w:r>
+        <w:rPr>
+          <w:lang w:val="gu_IN" w:bidi="gu_IN"/>
+        </w:rPr>
+      </w:r>
+      <w:r>
+        <w:rPr>
+          <w:lang w:val="gu_IN" w:bidi="gu_IN"/>
+        </w:rPr>
+        <w:t>હઝકિયેલ 12:24–25</w:t>
+      </w:r>
+    </w:p>
+    <w:p>
+      <w:pPr>
+        <w:pStyle w:val="ListBullet"/>
+        <w:spacing w:line="240" w:lineRule="auto"/>
+        <w:ind w:left="720"/>
+      </w:pPr>
+      <w:r>
+        <w:rPr>
+          <w:lang w:val="gu_IN" w:bidi="gu_IN"/>
+        </w:rPr>
+      </w:r>
+      <w:r>
+        <w:rPr>
+          <w:lang w:val="gu_IN" w:bidi="gu_IN"/>
+        </w:rPr>
+        <w:t>ઉત્પત્તિ 44:3–5</w:t>
+      </w:r>
+    </w:p>
+    <w:p>
+      <w:pPr>
+        <w:pStyle w:val="ListBullet"/>
+        <w:spacing w:line="240" w:lineRule="auto"/>
+        <w:ind w:left="720"/>
+      </w:pPr>
+      <w:r>
+        <w:rPr>
+          <w:lang w:val="gu_IN" w:bidi="gu_IN"/>
+        </w:rPr>
+      </w:r>
+      <w:r>
+        <w:rPr>
+          <w:lang w:val="gu_IN" w:bidi="gu_IN"/>
+        </w:rPr>
+        <w:t>યર્મિયા 27:9–11</w:t>
+      </w:r>
     </w:p>
     <w:p>
       <w:pPr>
@@ -1826,138 +1724,102 @@
           <w:lang w:val="gu_IN" w:bidi="gu_IN"/>
         </w:rPr>
       </w:r>
-      <w:hyperlink r:id="rId30">
-        <w:r>
-          <w:rPr>
-            <w:lang w:val="gu_IN" w:bidi="gu_IN"/>
-          </w:rPr>
-          <w:rPr>
-            <w:color w:val="0000EE"/>
-            <w:u w:val="single"/>
-          </w:rPr>
-          <w:t>પ્રેરિતો 7:26–28</w:t>
-        </w:r>
-      </w:hyperlink>
-    </w:p>
-    <w:p>
-      <w:pPr>
-        <w:pStyle w:val="ListBullet"/>
-        <w:spacing w:line="240" w:lineRule="auto"/>
-        <w:ind w:left="720"/>
-      </w:pPr>
-      <w:r>
-        <w:rPr>
-          <w:lang w:val="gu_IN" w:bidi="gu_IN"/>
-        </w:rPr>
-      </w:r>
-      <w:hyperlink r:id="rId31">
-        <w:r>
-          <w:rPr>
-            <w:lang w:val="gu_IN" w:bidi="gu_IN"/>
-          </w:rPr>
-          <w:rPr>
-            <w:color w:val="0000EE"/>
-            <w:u w:val="single"/>
-          </w:rPr>
-          <w:t>ઉત્પત્તિ 29:9–10</w:t>
-        </w:r>
-      </w:hyperlink>
-    </w:p>
-    <w:p>
-      <w:pPr>
-        <w:pStyle w:val="ListBullet"/>
-        <w:spacing w:line="240" w:lineRule="auto"/>
-        <w:ind w:left="720"/>
-      </w:pPr>
-      <w:r>
-        <w:rPr>
-          <w:lang w:val="gu_IN" w:bidi="gu_IN"/>
-        </w:rPr>
-      </w:r>
-      <w:hyperlink r:id="rId32">
-        <w:r>
-          <w:rPr>
-            <w:lang w:val="gu_IN" w:bidi="gu_IN"/>
-          </w:rPr>
-          <w:rPr>
-            <w:color w:val="0000EE"/>
-            <w:u w:val="single"/>
-          </w:rPr>
-          <w:t>લેવીય 19:17–18</w:t>
-        </w:r>
-      </w:hyperlink>
-    </w:p>
-    <w:p>
-      <w:pPr>
-        <w:pStyle w:val="ListBullet"/>
-        <w:spacing w:line="240" w:lineRule="auto"/>
-        <w:ind w:left="720"/>
-      </w:pPr>
-      <w:r>
-        <w:rPr>
-          <w:lang w:val="gu_IN" w:bidi="gu_IN"/>
-        </w:rPr>
-      </w:r>
-      <w:hyperlink r:id="rId33">
-        <w:r>
-          <w:rPr>
-            <w:lang w:val="gu_IN" w:bidi="gu_IN"/>
-          </w:rPr>
-          <w:rPr>
-            <w:color w:val="0000EE"/>
-            <w:u w:val="single"/>
-          </w:rPr>
-          <w:t>નહેમ્યા 3:1–2</w:t>
-        </w:r>
-      </w:hyperlink>
-    </w:p>
-    <w:p>
-      <w:pPr>
-        <w:pStyle w:val="ListBullet"/>
-        <w:spacing w:line="240" w:lineRule="auto"/>
-        <w:ind w:left="720"/>
-      </w:pPr>
-      <w:r>
-        <w:rPr>
-          <w:lang w:val="gu_IN" w:bidi="gu_IN"/>
-        </w:rPr>
-      </w:r>
-      <w:hyperlink r:id="rId34">
-        <w:r>
-          <w:rPr>
-            <w:lang w:val="gu_IN" w:bidi="gu_IN"/>
-          </w:rPr>
-          <w:rPr>
-            <w:color w:val="0000EE"/>
-            <w:u w:val="single"/>
-          </w:rPr>
-          <w:t>ફિલિપ્પી 4:21–23</w:t>
-        </w:r>
-      </w:hyperlink>
-    </w:p>
-    <w:p>
-      <w:pPr>
-        <w:pStyle w:val="ListBullet"/>
-        <w:spacing w:line="240" w:lineRule="auto"/>
-        <w:ind w:left="720"/>
-      </w:pPr>
-      <w:r>
-        <w:rPr>
-          <w:lang w:val="gu_IN" w:bidi="gu_IN"/>
-        </w:rPr>
-      </w:r>
-      <w:hyperlink r:id="rId35">
-        <w:r>
-          <w:rPr>
-            <w:lang w:val="gu_IN" w:bidi="gu_IN"/>
-          </w:rPr>
-          <w:rPr>
-            <w:color w:val="0000EE"/>
-            <w:u w:val="single"/>
-          </w:rPr>
-          <w:t>પ્રકટીકરણ 1:9–11</w:t>
-        </w:r>
-      </w:hyperlink>
+      <w:r>
+        <w:rPr>
+          <w:lang w:val="gu_IN" w:bidi="gu_IN"/>
+        </w:rPr>
+        <w:t>પ્રેરિતો 7:26–28</w:t>
+      </w:r>
+    </w:p>
+    <w:p>
+      <w:pPr>
+        <w:pStyle w:val="ListBullet"/>
+        <w:spacing w:line="240" w:lineRule="auto"/>
+        <w:ind w:left="720"/>
+      </w:pPr>
+      <w:r>
+        <w:rPr>
+          <w:lang w:val="gu_IN" w:bidi="gu_IN"/>
+        </w:rPr>
+      </w:r>
+      <w:r>
+        <w:rPr>
+          <w:lang w:val="gu_IN" w:bidi="gu_IN"/>
+        </w:rPr>
+        <w:t>ઉત્પત્તિ 29:9–10</w:t>
+      </w:r>
+    </w:p>
+    <w:p>
+      <w:pPr>
+        <w:pStyle w:val="ListBullet"/>
+        <w:spacing w:line="240" w:lineRule="auto"/>
+        <w:ind w:left="720"/>
+      </w:pPr>
+      <w:r>
+        <w:rPr>
+          <w:lang w:val="gu_IN" w:bidi="gu_IN"/>
+        </w:rPr>
+      </w:r>
+      <w:r>
+        <w:rPr>
+          <w:lang w:val="gu_IN" w:bidi="gu_IN"/>
+        </w:rPr>
+        <w:t>લેવીય 19:17–18</w:t>
+      </w:r>
+    </w:p>
+    <w:p>
+      <w:pPr>
+        <w:pStyle w:val="ListBullet"/>
+        <w:spacing w:line="240" w:lineRule="auto"/>
+        <w:ind w:left="720"/>
+      </w:pPr>
+      <w:r>
+        <w:rPr>
+          <w:lang w:val="gu_IN" w:bidi="gu_IN"/>
+        </w:rPr>
+      </w:r>
+      <w:r>
+        <w:rPr>
+          <w:lang w:val="gu_IN" w:bidi="gu_IN"/>
+        </w:rPr>
+        <w:t>નહેમ્યા 3:1–2</w:t>
+      </w:r>
+    </w:p>
+    <w:p>
+      <w:pPr>
+        <w:pStyle w:val="ListBullet"/>
+        <w:spacing w:line="240" w:lineRule="auto"/>
+        <w:ind w:left="720"/>
+      </w:pPr>
+      <w:r>
+        <w:rPr>
+          <w:lang w:val="gu_IN" w:bidi="gu_IN"/>
+        </w:rPr>
+      </w:r>
+      <w:r>
+        <w:rPr>
+          <w:lang w:val="gu_IN" w:bidi="gu_IN"/>
+        </w:rPr>
+        <w:t>ફિલિપ્પી 4:21–23</w:t>
+      </w:r>
+    </w:p>
+    <w:p>
+      <w:pPr>
+        <w:pStyle w:val="ListBullet"/>
+        <w:spacing w:line="240" w:lineRule="auto"/>
+        <w:ind w:left="720"/>
+      </w:pPr>
+      <w:r>
+        <w:rPr>
+          <w:lang w:val="gu_IN" w:bidi="gu_IN"/>
+        </w:rPr>
+      </w:r>
+      <w:r>
+        <w:rPr>
+          <w:lang w:val="gu_IN" w:bidi="gu_IN"/>
+        </w:rPr>
+        <w:t>પ્રકટીકરણ 1:9–11</w:t>
+      </w:r>
     </w:p>
     <w:p>
       <w:pPr>
@@ -2504,90 +2366,66 @@
           <w:lang w:val="gu_IN" w:bidi="gu_IN"/>
         </w:rPr>
       </w:r>
-      <w:hyperlink r:id="rId36">
-        <w:r>
-          <w:rPr>
-            <w:lang w:val="gu_IN" w:bidi="gu_IN"/>
-          </w:rPr>
-          <w:rPr>
-            <w:color w:val="0000EE"/>
-            <w:u w:val="single"/>
-          </w:rPr>
-          <w:t>2 પિતર 2:20–22</w:t>
-        </w:r>
-      </w:hyperlink>
-    </w:p>
-    <w:p>
-      <w:pPr>
-        <w:pStyle w:val="ListBullet"/>
-        <w:spacing w:line="240" w:lineRule="auto"/>
-        <w:ind w:left="720"/>
-      </w:pPr>
-      <w:r>
-        <w:rPr>
-          <w:lang w:val="gu_IN" w:bidi="gu_IN"/>
-        </w:rPr>
-      </w:r>
-      <w:hyperlink r:id="rId37">
-        <w:r>
-          <w:rPr>
-            <w:lang w:val="gu_IN" w:bidi="gu_IN"/>
-          </w:rPr>
-          <w:rPr>
-            <w:color w:val="0000EE"/>
-            <w:u w:val="single"/>
-          </w:rPr>
-          <w:t>માર્ક 5:11–13</w:t>
-        </w:r>
-      </w:hyperlink>
-    </w:p>
-    <w:p>
-      <w:pPr>
-        <w:pStyle w:val="ListBullet"/>
-        <w:spacing w:line="240" w:lineRule="auto"/>
-        <w:ind w:left="720"/>
-      </w:pPr>
-      <w:r>
-        <w:rPr>
-          <w:lang w:val="gu_IN" w:bidi="gu_IN"/>
-        </w:rPr>
-      </w:r>
-      <w:hyperlink r:id="rId38">
-        <w:r>
-          <w:rPr>
-            <w:lang w:val="gu_IN" w:bidi="gu_IN"/>
-          </w:rPr>
-          <w:rPr>
-            <w:color w:val="0000EE"/>
-            <w:u w:val="single"/>
-          </w:rPr>
-          <w:t>માથ્થી 7:6</w:t>
-        </w:r>
-      </w:hyperlink>
-    </w:p>
-    <w:p>
-      <w:pPr>
-        <w:pStyle w:val="ListBullet"/>
-        <w:spacing w:line="240" w:lineRule="auto"/>
-        <w:ind w:left="720"/>
-      </w:pPr>
-      <w:r>
-        <w:rPr>
-          <w:lang w:val="gu_IN" w:bidi="gu_IN"/>
-        </w:rPr>
-      </w:r>
-      <w:hyperlink r:id="rId39">
-        <w:r>
-          <w:rPr>
-            <w:lang w:val="gu_IN" w:bidi="gu_IN"/>
-          </w:rPr>
-          <w:rPr>
-            <w:color w:val="0000EE"/>
-            <w:u w:val="single"/>
-          </w:rPr>
-          <w:t>માથ્થી 8:30–32</w:t>
-        </w:r>
-      </w:hyperlink>
+      <w:r>
+        <w:rPr>
+          <w:lang w:val="gu_IN" w:bidi="gu_IN"/>
+        </w:rPr>
+        <w:t>2 પિતર 2:20–22</w:t>
+      </w:r>
+    </w:p>
+    <w:p>
+      <w:pPr>
+        <w:pStyle w:val="ListBullet"/>
+        <w:spacing w:line="240" w:lineRule="auto"/>
+        <w:ind w:left="720"/>
+      </w:pPr>
+      <w:r>
+        <w:rPr>
+          <w:lang w:val="gu_IN" w:bidi="gu_IN"/>
+        </w:rPr>
+      </w:r>
+      <w:r>
+        <w:rPr>
+          <w:lang w:val="gu_IN" w:bidi="gu_IN"/>
+        </w:rPr>
+        <w:t>માર્ક 5:11–13</w:t>
+      </w:r>
+    </w:p>
+    <w:p>
+      <w:pPr>
+        <w:pStyle w:val="ListBullet"/>
+        <w:spacing w:line="240" w:lineRule="auto"/>
+        <w:ind w:left="720"/>
+      </w:pPr>
+      <w:r>
+        <w:rPr>
+          <w:lang w:val="gu_IN" w:bidi="gu_IN"/>
+        </w:rPr>
+      </w:r>
+      <w:r>
+        <w:rPr>
+          <w:lang w:val="gu_IN" w:bidi="gu_IN"/>
+        </w:rPr>
+        <w:t>માથ્થી 7:6</w:t>
+      </w:r>
+    </w:p>
+    <w:p>
+      <w:pPr>
+        <w:pStyle w:val="ListBullet"/>
+        <w:spacing w:line="240" w:lineRule="auto"/>
+        <w:ind w:left="720"/>
+      </w:pPr>
+      <w:r>
+        <w:rPr>
+          <w:lang w:val="gu_IN" w:bidi="gu_IN"/>
+        </w:rPr>
+      </w:r>
+      <w:r>
+        <w:rPr>
+          <w:lang w:val="gu_IN" w:bidi="gu_IN"/>
+        </w:rPr>
+        <w:t>માથ્થી 8:30–32</w:t>
+      </w:r>
     </w:p>
     <w:p>
       <w:pPr>
@@ -2807,90 +2645,66 @@
           <w:lang w:val="gu_IN" w:bidi="gu_IN"/>
         </w:rPr>
       </w:r>
-      <w:hyperlink r:id="rId40">
-        <w:r>
-          <w:rPr>
-            <w:lang w:val="gu_IN" w:bidi="gu_IN"/>
-          </w:rPr>
-          <w:rPr>
-            <w:color w:val="0000EE"/>
-            <w:u w:val="single"/>
-          </w:rPr>
-          <w:t>પુનર્નિયમ 29:20–21</w:t>
-        </w:r>
-      </w:hyperlink>
-    </w:p>
-    <w:p>
-      <w:pPr>
-        <w:pStyle w:val="ListBullet"/>
-        <w:spacing w:line="240" w:lineRule="auto"/>
-        <w:ind w:left="720"/>
-      </w:pPr>
-      <w:r>
-        <w:rPr>
-          <w:lang w:val="gu_IN" w:bidi="gu_IN"/>
-        </w:rPr>
-      </w:r>
-      <w:hyperlink r:id="rId41">
-        <w:r>
-          <w:rPr>
-            <w:lang w:val="gu_IN" w:bidi="gu_IN"/>
-          </w:rPr>
-          <w:rPr>
-            <w:color w:val="0000EE"/>
-            <w:u w:val="single"/>
-          </w:rPr>
-          <w:t>નિર્ગમન 32:30–32</w:t>
-        </w:r>
-      </w:hyperlink>
-    </w:p>
-    <w:p>
-      <w:pPr>
-        <w:pStyle w:val="ListBullet"/>
-        <w:spacing w:line="240" w:lineRule="auto"/>
-        <w:ind w:left="720"/>
-      </w:pPr>
-      <w:r>
-        <w:rPr>
-          <w:lang w:val="gu_IN" w:bidi="gu_IN"/>
-        </w:rPr>
-      </w:r>
-      <w:hyperlink r:id="rId42">
-        <w:r>
-          <w:rPr>
-            <w:lang w:val="gu_IN" w:bidi="gu_IN"/>
-          </w:rPr>
-          <w:rPr>
-            <w:color w:val="0000EE"/>
-            <w:u w:val="single"/>
-          </w:rPr>
-          <w:t>ઉત્પત્તિ 7:23–24</w:t>
-        </w:r>
-      </w:hyperlink>
-    </w:p>
-    <w:p>
-      <w:pPr>
-        <w:pStyle w:val="ListBullet"/>
-        <w:spacing w:line="240" w:lineRule="auto"/>
-        <w:ind w:left="720"/>
-      </w:pPr>
-      <w:r>
-        <w:rPr>
-          <w:lang w:val="gu_IN" w:bidi="gu_IN"/>
-        </w:rPr>
-      </w:r>
-      <w:hyperlink r:id="rId43">
-        <w:r>
-          <w:rPr>
-            <w:lang w:val="gu_IN" w:bidi="gu_IN"/>
-          </w:rPr>
-          <w:rPr>
-            <w:color w:val="0000EE"/>
-            <w:u w:val="single"/>
-          </w:rPr>
-          <w:t>ગીતશાસ્ત્ર 51:1–2</w:t>
-        </w:r>
-      </w:hyperlink>
+      <w:r>
+        <w:rPr>
+          <w:lang w:val="gu_IN" w:bidi="gu_IN"/>
+        </w:rPr>
+        <w:t>પુનર્નિયમ 29:20–21</w:t>
+      </w:r>
+    </w:p>
+    <w:p>
+      <w:pPr>
+        <w:pStyle w:val="ListBullet"/>
+        <w:spacing w:line="240" w:lineRule="auto"/>
+        <w:ind w:left="720"/>
+      </w:pPr>
+      <w:r>
+        <w:rPr>
+          <w:lang w:val="gu_IN" w:bidi="gu_IN"/>
+        </w:rPr>
+      </w:r>
+      <w:r>
+        <w:rPr>
+          <w:lang w:val="gu_IN" w:bidi="gu_IN"/>
+        </w:rPr>
+        <w:t>નિર્ગમન 32:30–32</w:t>
+      </w:r>
+    </w:p>
+    <w:p>
+      <w:pPr>
+        <w:pStyle w:val="ListBullet"/>
+        <w:spacing w:line="240" w:lineRule="auto"/>
+        <w:ind w:left="720"/>
+      </w:pPr>
+      <w:r>
+        <w:rPr>
+          <w:lang w:val="gu_IN" w:bidi="gu_IN"/>
+        </w:rPr>
+      </w:r>
+      <w:r>
+        <w:rPr>
+          <w:lang w:val="gu_IN" w:bidi="gu_IN"/>
+        </w:rPr>
+        <w:t>ઉત્પત્તિ 7:23–24</w:t>
+      </w:r>
+    </w:p>
+    <w:p>
+      <w:pPr>
+        <w:pStyle w:val="ListBullet"/>
+        <w:spacing w:line="240" w:lineRule="auto"/>
+        <w:ind w:left="720"/>
+      </w:pPr>
+      <w:r>
+        <w:rPr>
+          <w:lang w:val="gu_IN" w:bidi="gu_IN"/>
+        </w:rPr>
+      </w:r>
+      <w:r>
+        <w:rPr>
+          <w:lang w:val="gu_IN" w:bidi="gu_IN"/>
+        </w:rPr>
+        <w:t>ગીતશાસ્ત્ર 51:1–2</w:t>
+      </w:r>
     </w:p>
     <w:p>
       <w:pPr>
@@ -3298,114 +3112,84 @@
           <w:lang w:val="gu_IN" w:bidi="gu_IN"/>
         </w:rPr>
       </w:r>
-      <w:hyperlink r:id="rId44">
-        <w:r>
-          <w:rPr>
-            <w:lang w:val="gu_IN" w:bidi="gu_IN"/>
-          </w:rPr>
-          <w:rPr>
-            <w:color w:val="0000EE"/>
-            <w:u w:val="single"/>
-          </w:rPr>
-          <w:t>યાકૂબ 2:18–20</w:t>
-        </w:r>
-      </w:hyperlink>
-    </w:p>
-    <w:p>
-      <w:pPr>
-        <w:pStyle w:val="ListBullet"/>
-        <w:spacing w:line="240" w:lineRule="auto"/>
-        <w:ind w:left="720"/>
-      </w:pPr>
-      <w:r>
-        <w:rPr>
-          <w:lang w:val="gu_IN" w:bidi="gu_IN"/>
-        </w:rPr>
-      </w:r>
-      <w:hyperlink r:id="rId45">
-        <w:r>
-          <w:rPr>
-            <w:lang w:val="gu_IN" w:bidi="gu_IN"/>
-          </w:rPr>
-          <w:rPr>
-            <w:color w:val="0000EE"/>
-            <w:u w:val="single"/>
-          </w:rPr>
-          <w:t>યાકૂબ 3:15–18</w:t>
-        </w:r>
-      </w:hyperlink>
-    </w:p>
-    <w:p>
-      <w:pPr>
-        <w:pStyle w:val="ListBullet"/>
-        <w:spacing w:line="240" w:lineRule="auto"/>
-        <w:ind w:left="720"/>
-      </w:pPr>
-      <w:r>
-        <w:rPr>
-          <w:lang w:val="gu_IN" w:bidi="gu_IN"/>
-        </w:rPr>
-      </w:r>
-      <w:hyperlink r:id="rId46">
-        <w:r>
-          <w:rPr>
-            <w:lang w:val="gu_IN" w:bidi="gu_IN"/>
-          </w:rPr>
-          <w:rPr>
-            <w:color w:val="0000EE"/>
-            <w:u w:val="single"/>
-          </w:rPr>
-          <w:t>લૂક 4:35–37</w:t>
-        </w:r>
-      </w:hyperlink>
-    </w:p>
-    <w:p>
-      <w:pPr>
-        <w:pStyle w:val="ListBullet"/>
-        <w:spacing w:line="240" w:lineRule="auto"/>
-        <w:ind w:left="720"/>
-      </w:pPr>
-      <w:r>
-        <w:rPr>
-          <w:lang w:val="gu_IN" w:bidi="gu_IN"/>
-        </w:rPr>
-      </w:r>
-      <w:hyperlink r:id="rId47">
-        <w:r>
-          <w:rPr>
-            <w:lang w:val="gu_IN" w:bidi="gu_IN"/>
-          </w:rPr>
-          <w:rPr>
-            <w:color w:val="0000EE"/>
-            <w:u w:val="single"/>
-          </w:rPr>
-          <w:t>માર્ક 3:20–22</w:t>
-        </w:r>
-      </w:hyperlink>
-    </w:p>
-    <w:p>
-      <w:pPr>
-        <w:pStyle w:val="ListBullet"/>
-        <w:spacing w:line="240" w:lineRule="auto"/>
-        <w:ind w:left="720"/>
-      </w:pPr>
-      <w:r>
-        <w:rPr>
-          <w:lang w:val="gu_IN" w:bidi="gu_IN"/>
-        </w:rPr>
-      </w:r>
-      <w:hyperlink r:id="rId48">
-        <w:r>
-          <w:rPr>
-            <w:lang w:val="gu_IN" w:bidi="gu_IN"/>
-          </w:rPr>
-          <w:rPr>
-            <w:color w:val="0000EE"/>
-            <w:u w:val="single"/>
-          </w:rPr>
-          <w:t>માથ્થી 4:23–25</w:t>
-        </w:r>
-      </w:hyperlink>
+      <w:r>
+        <w:rPr>
+          <w:lang w:val="gu_IN" w:bidi="gu_IN"/>
+        </w:rPr>
+        <w:t>યાકૂબ 2:18–20</w:t>
+      </w:r>
+    </w:p>
+    <w:p>
+      <w:pPr>
+        <w:pStyle w:val="ListBullet"/>
+        <w:spacing w:line="240" w:lineRule="auto"/>
+        <w:ind w:left="720"/>
+      </w:pPr>
+      <w:r>
+        <w:rPr>
+          <w:lang w:val="gu_IN" w:bidi="gu_IN"/>
+        </w:rPr>
+      </w:r>
+      <w:r>
+        <w:rPr>
+          <w:lang w:val="gu_IN" w:bidi="gu_IN"/>
+        </w:rPr>
+        <w:t>યાકૂબ 3:15–18</w:t>
+      </w:r>
+    </w:p>
+    <w:p>
+      <w:pPr>
+        <w:pStyle w:val="ListBullet"/>
+        <w:spacing w:line="240" w:lineRule="auto"/>
+        <w:ind w:left="720"/>
+      </w:pPr>
+      <w:r>
+        <w:rPr>
+          <w:lang w:val="gu_IN" w:bidi="gu_IN"/>
+        </w:rPr>
+      </w:r>
+      <w:r>
+        <w:rPr>
+          <w:lang w:val="gu_IN" w:bidi="gu_IN"/>
+        </w:rPr>
+        <w:t>લૂક 4:35–37</w:t>
+      </w:r>
+    </w:p>
+    <w:p>
+      <w:pPr>
+        <w:pStyle w:val="ListBullet"/>
+        <w:spacing w:line="240" w:lineRule="auto"/>
+        <w:ind w:left="720"/>
+      </w:pPr>
+      <w:r>
+        <w:rPr>
+          <w:lang w:val="gu_IN" w:bidi="gu_IN"/>
+        </w:rPr>
+      </w:r>
+      <w:r>
+        <w:rPr>
+          <w:lang w:val="gu_IN" w:bidi="gu_IN"/>
+        </w:rPr>
+        <w:t>માર્ક 3:20–22</w:t>
+      </w:r>
+    </w:p>
+    <w:p>
+      <w:pPr>
+        <w:pStyle w:val="ListBullet"/>
+        <w:spacing w:line="240" w:lineRule="auto"/>
+        <w:ind w:left="720"/>
+      </w:pPr>
+      <w:r>
+        <w:rPr>
+          <w:lang w:val="gu_IN" w:bidi="gu_IN"/>
+        </w:rPr>
+      </w:r>
+      <w:r>
+        <w:rPr>
+          <w:lang w:val="gu_IN" w:bidi="gu_IN"/>
+        </w:rPr>
+        <w:t>માથ્થી 4:23–25</w:t>
+      </w:r>
     </w:p>
     <w:p>
       <w:pPr>
@@ -3804,90 +3588,66 @@
           <w:lang w:val="gu_IN" w:bidi="gu_IN"/>
         </w:rPr>
       </w:r>
-      <w:hyperlink r:id="rId49">
-        <w:r>
-          <w:rPr>
-            <w:lang w:val="gu_IN" w:bidi="gu_IN"/>
-          </w:rPr>
-          <w:rPr>
-            <w:color w:val="0000EE"/>
-            <w:u w:val="single"/>
-          </w:rPr>
-          <w:t>માર્ક 1:32–34</w:t>
-        </w:r>
-      </w:hyperlink>
-    </w:p>
-    <w:p>
-      <w:pPr>
-        <w:pStyle w:val="ListBullet"/>
-        <w:spacing w:line="240" w:lineRule="auto"/>
-        <w:ind w:left="720"/>
-      </w:pPr>
-      <w:r>
-        <w:rPr>
-          <w:lang w:val="gu_IN" w:bidi="gu_IN"/>
-        </w:rPr>
-      </w:r>
-      <w:hyperlink r:id="rId48">
-        <w:r>
-          <w:rPr>
-            <w:lang w:val="gu_IN" w:bidi="gu_IN"/>
-          </w:rPr>
-          <w:rPr>
-            <w:color w:val="0000EE"/>
-            <w:u w:val="single"/>
-          </w:rPr>
-          <w:t>માથ્થી 4:23–25</w:t>
-        </w:r>
-      </w:hyperlink>
-    </w:p>
-    <w:p>
-      <w:pPr>
-        <w:pStyle w:val="ListBullet"/>
-        <w:spacing w:line="240" w:lineRule="auto"/>
-        <w:ind w:left="720"/>
-      </w:pPr>
-      <w:r>
-        <w:rPr>
-          <w:lang w:val="gu_IN" w:bidi="gu_IN"/>
-        </w:rPr>
-      </w:r>
-      <w:hyperlink r:id="rId50">
-        <w:r>
-          <w:rPr>
-            <w:lang w:val="gu_IN" w:bidi="gu_IN"/>
-          </w:rPr>
-          <w:rPr>
-            <w:color w:val="0000EE"/>
-            <w:u w:val="single"/>
-          </w:rPr>
-          <w:t>માથ્થી 8:16–17</w:t>
-        </w:r>
-      </w:hyperlink>
-    </w:p>
-    <w:p>
-      <w:pPr>
-        <w:pStyle w:val="ListBullet"/>
-        <w:spacing w:line="240" w:lineRule="auto"/>
-        <w:ind w:left="720"/>
-      </w:pPr>
-      <w:r>
-        <w:rPr>
-          <w:lang w:val="gu_IN" w:bidi="gu_IN"/>
-        </w:rPr>
-      </w:r>
-      <w:hyperlink r:id="rId51">
-        <w:r>
-          <w:rPr>
-            <w:lang w:val="gu_IN" w:bidi="gu_IN"/>
-          </w:rPr>
-          <w:rPr>
-            <w:color w:val="0000EE"/>
-            <w:u w:val="single"/>
-          </w:rPr>
-          <w:t>માથ્થી 8:33–34</w:t>
-        </w:r>
-      </w:hyperlink>
+      <w:r>
+        <w:rPr>
+          <w:lang w:val="gu_IN" w:bidi="gu_IN"/>
+        </w:rPr>
+        <w:t>માર્ક 1:32–34</w:t>
+      </w:r>
+    </w:p>
+    <w:p>
+      <w:pPr>
+        <w:pStyle w:val="ListBullet"/>
+        <w:spacing w:line="240" w:lineRule="auto"/>
+        <w:ind w:left="720"/>
+      </w:pPr>
+      <w:r>
+        <w:rPr>
+          <w:lang w:val="gu_IN" w:bidi="gu_IN"/>
+        </w:rPr>
+      </w:r>
+      <w:r>
+        <w:rPr>
+          <w:lang w:val="gu_IN" w:bidi="gu_IN"/>
+        </w:rPr>
+        <w:t>માથ્થી 4:23–25</w:t>
+      </w:r>
+    </w:p>
+    <w:p>
+      <w:pPr>
+        <w:pStyle w:val="ListBullet"/>
+        <w:spacing w:line="240" w:lineRule="auto"/>
+        <w:ind w:left="720"/>
+      </w:pPr>
+      <w:r>
+        <w:rPr>
+          <w:lang w:val="gu_IN" w:bidi="gu_IN"/>
+        </w:rPr>
+      </w:r>
+      <w:r>
+        <w:rPr>
+          <w:lang w:val="gu_IN" w:bidi="gu_IN"/>
+        </w:rPr>
+        <w:t>માથ્થી 8:16–17</w:t>
+      </w:r>
+    </w:p>
+    <w:p>
+      <w:pPr>
+        <w:pStyle w:val="ListBullet"/>
+        <w:spacing w:line="240" w:lineRule="auto"/>
+        <w:ind w:left="720"/>
+      </w:pPr>
+      <w:r>
+        <w:rPr>
+          <w:lang w:val="gu_IN" w:bidi="gu_IN"/>
+        </w:rPr>
+      </w:r>
+      <w:r>
+        <w:rPr>
+          <w:lang w:val="gu_IN" w:bidi="gu_IN"/>
+        </w:rPr>
+        <w:t>માથ્થી 8:33–34</w:t>
+      </w:r>
     </w:p>
     <w:p>
       <w:pPr>
@@ -4307,90 +4067,66 @@
           <w:lang w:val="gu_IN" w:bidi="gu_IN"/>
         </w:rPr>
       </w:r>
-      <w:hyperlink r:id="rId52">
-        <w:r>
-          <w:rPr>
-            <w:lang w:val="gu_IN" w:bidi="gu_IN"/>
-          </w:rPr>
-          <w:rPr>
-            <w:color w:val="0000EE"/>
-            <w:u w:val="single"/>
-          </w:rPr>
-          <w:t>દાનિએલ 2:34–35</w:t>
-        </w:r>
-      </w:hyperlink>
-    </w:p>
-    <w:p>
-      <w:pPr>
-        <w:pStyle w:val="ListBullet"/>
-        <w:spacing w:line="240" w:lineRule="auto"/>
-        <w:ind w:left="720"/>
-      </w:pPr>
-      <w:r>
-        <w:rPr>
-          <w:lang w:val="gu_IN" w:bidi="gu_IN"/>
-        </w:rPr>
-      </w:r>
-      <w:hyperlink r:id="rId53">
-        <w:r>
-          <w:rPr>
-            <w:lang w:val="gu_IN" w:bidi="gu_IN"/>
-          </w:rPr>
-          <w:rPr>
-            <w:color w:val="0000EE"/>
-            <w:u w:val="single"/>
-          </w:rPr>
-          <w:t>અયૂબ 21:16–18</w:t>
-        </w:r>
-      </w:hyperlink>
-    </w:p>
-    <w:p>
-      <w:pPr>
-        <w:pStyle w:val="ListBullet"/>
-        <w:spacing w:line="240" w:lineRule="auto"/>
-        <w:ind w:left="720"/>
-      </w:pPr>
-      <w:r>
-        <w:rPr>
-          <w:lang w:val="gu_IN" w:bidi="gu_IN"/>
-        </w:rPr>
-      </w:r>
-      <w:hyperlink r:id="rId54">
-        <w:r>
-          <w:rPr>
-            <w:lang w:val="gu_IN" w:bidi="gu_IN"/>
-          </w:rPr>
-          <w:rPr>
-            <w:color w:val="0000EE"/>
-            <w:u w:val="single"/>
-          </w:rPr>
-          <w:t>લૂક 3:17</w:t>
-        </w:r>
-      </w:hyperlink>
-    </w:p>
-    <w:p>
-      <w:pPr>
-        <w:pStyle w:val="ListBullet"/>
-        <w:spacing w:line="240" w:lineRule="auto"/>
-        <w:ind w:left="720"/>
-      </w:pPr>
-      <w:r>
-        <w:rPr>
-          <w:lang w:val="gu_IN" w:bidi="gu_IN"/>
-        </w:rPr>
-      </w:r>
-      <w:hyperlink r:id="rId55">
-        <w:r>
-          <w:rPr>
-            <w:lang w:val="gu_IN" w:bidi="gu_IN"/>
-          </w:rPr>
-          <w:rPr>
-            <w:color w:val="0000EE"/>
-            <w:u w:val="single"/>
-          </w:rPr>
-          <w:t>માથ્થી 3:10–12</w:t>
-        </w:r>
-      </w:hyperlink>
+      <w:r>
+        <w:rPr>
+          <w:lang w:val="gu_IN" w:bidi="gu_IN"/>
+        </w:rPr>
+        <w:t>દાનિએલ 2:34–35</w:t>
+      </w:r>
+    </w:p>
+    <w:p>
+      <w:pPr>
+        <w:pStyle w:val="ListBullet"/>
+        <w:spacing w:line="240" w:lineRule="auto"/>
+        <w:ind w:left="720"/>
+      </w:pPr>
+      <w:r>
+        <w:rPr>
+          <w:lang w:val="gu_IN" w:bidi="gu_IN"/>
+        </w:rPr>
+      </w:r>
+      <w:r>
+        <w:rPr>
+          <w:lang w:val="gu_IN" w:bidi="gu_IN"/>
+        </w:rPr>
+        <w:t>અયૂબ 21:16–18</w:t>
+      </w:r>
+    </w:p>
+    <w:p>
+      <w:pPr>
+        <w:pStyle w:val="ListBullet"/>
+        <w:spacing w:line="240" w:lineRule="auto"/>
+        <w:ind w:left="720"/>
+      </w:pPr>
+      <w:r>
+        <w:rPr>
+          <w:lang w:val="gu_IN" w:bidi="gu_IN"/>
+        </w:rPr>
+      </w:r>
+      <w:r>
+        <w:rPr>
+          <w:lang w:val="gu_IN" w:bidi="gu_IN"/>
+        </w:rPr>
+        <w:t>લૂક 3:17</w:t>
+      </w:r>
+    </w:p>
+    <w:p>
+      <w:pPr>
+        <w:pStyle w:val="ListBullet"/>
+        <w:spacing w:line="240" w:lineRule="auto"/>
+        <w:ind w:left="720"/>
+      </w:pPr>
+      <w:r>
+        <w:rPr>
+          <w:lang w:val="gu_IN" w:bidi="gu_IN"/>
+        </w:rPr>
+      </w:r>
+      <w:r>
+        <w:rPr>
+          <w:lang w:val="gu_IN" w:bidi="gu_IN"/>
+        </w:rPr>
+        <w:t>માથ્થી 3:10–12</w:t>
+      </w:r>
     </w:p>
     <w:p>
       <w:pPr>
@@ -4631,114 +4367,84 @@
           <w:lang w:val="gu_IN" w:bidi="gu_IN"/>
         </w:rPr>
       </w:r>
-      <w:hyperlink r:id="rId56">
-        <w:r>
-          <w:rPr>
-            <w:lang w:val="gu_IN" w:bidi="gu_IN"/>
-          </w:rPr>
-          <w:rPr>
-            <w:color w:val="0000EE"/>
-            <w:u w:val="single"/>
-          </w:rPr>
-          <w:t>2 તિમોથી 2:16–18</w:t>
-        </w:r>
-      </w:hyperlink>
-    </w:p>
-    <w:p>
-      <w:pPr>
-        <w:pStyle w:val="ListBullet"/>
-        <w:spacing w:line="240" w:lineRule="auto"/>
-        <w:ind w:left="720"/>
-      </w:pPr>
-      <w:r>
-        <w:rPr>
-          <w:lang w:val="gu_IN" w:bidi="gu_IN"/>
-        </w:rPr>
-      </w:r>
-      <w:hyperlink r:id="rId57">
-        <w:r>
-          <w:rPr>
-            <w:lang w:val="gu_IN" w:bidi="gu_IN"/>
-          </w:rPr>
-          <w:rPr>
-            <w:color w:val="0000EE"/>
-            <w:u w:val="single"/>
-          </w:rPr>
-          <w:t>હઝકિયેલ 20:8–9</w:t>
-        </w:r>
-      </w:hyperlink>
-    </w:p>
-    <w:p>
-      <w:pPr>
-        <w:pStyle w:val="ListBullet"/>
-        <w:spacing w:line="240" w:lineRule="auto"/>
-        <w:ind w:left="720"/>
-      </w:pPr>
-      <w:r>
-        <w:rPr>
-          <w:lang w:val="gu_IN" w:bidi="gu_IN"/>
-        </w:rPr>
-      </w:r>
-      <w:hyperlink r:id="rId58">
-        <w:r>
-          <w:rPr>
-            <w:lang w:val="gu_IN" w:bidi="gu_IN"/>
-          </w:rPr>
-          <w:rPr>
-            <w:color w:val="0000EE"/>
-            <w:u w:val="single"/>
-          </w:rPr>
-          <w:t>માલાખી 1:10–12</w:t>
-        </w:r>
-      </w:hyperlink>
-    </w:p>
-    <w:p>
-      <w:pPr>
-        <w:pStyle w:val="ListBullet"/>
-        <w:spacing w:line="240" w:lineRule="auto"/>
-        <w:ind w:left="720"/>
-      </w:pPr>
-      <w:r>
-        <w:rPr>
-          <w:lang w:val="gu_IN" w:bidi="gu_IN"/>
-        </w:rPr>
-      </w:r>
-      <w:hyperlink r:id="rId59">
-        <w:r>
-          <w:rPr>
-            <w:lang w:val="gu_IN" w:bidi="gu_IN"/>
-          </w:rPr>
-          <w:rPr>
-            <w:color w:val="0000EE"/>
-            <w:u w:val="single"/>
-          </w:rPr>
-          <w:t>માથ્થી 12:5–6</w:t>
-        </w:r>
-      </w:hyperlink>
-    </w:p>
-    <w:p>
-      <w:pPr>
-        <w:pStyle w:val="ListBullet"/>
-        <w:spacing w:line="240" w:lineRule="auto"/>
-        <w:ind w:left="720"/>
-      </w:pPr>
-      <w:r>
-        <w:rPr>
-          <w:lang w:val="gu_IN" w:bidi="gu_IN"/>
-        </w:rPr>
-      </w:r>
-      <w:hyperlink r:id="rId60">
-        <w:r>
-          <w:rPr>
-            <w:lang w:val="gu_IN" w:bidi="gu_IN"/>
-          </w:rPr>
-          <w:rPr>
-            <w:color w:val="0000EE"/>
-            <w:u w:val="single"/>
-          </w:rPr>
-          <w:t>ગણના 18:30–32</w:t>
-        </w:r>
-      </w:hyperlink>
+      <w:r>
+        <w:rPr>
+          <w:lang w:val="gu_IN" w:bidi="gu_IN"/>
+        </w:rPr>
+        <w:t>2 તિમોથી 2:16–18</w:t>
+      </w:r>
+    </w:p>
+    <w:p>
+      <w:pPr>
+        <w:pStyle w:val="ListBullet"/>
+        <w:spacing w:line="240" w:lineRule="auto"/>
+        <w:ind w:left="720"/>
+      </w:pPr>
+      <w:r>
+        <w:rPr>
+          <w:lang w:val="gu_IN" w:bidi="gu_IN"/>
+        </w:rPr>
+      </w:r>
+      <w:r>
+        <w:rPr>
+          <w:lang w:val="gu_IN" w:bidi="gu_IN"/>
+        </w:rPr>
+        <w:t>હઝકિયેલ 20:8–9</w:t>
+      </w:r>
+    </w:p>
+    <w:p>
+      <w:pPr>
+        <w:pStyle w:val="ListBullet"/>
+        <w:spacing w:line="240" w:lineRule="auto"/>
+        <w:ind w:left="720"/>
+      </w:pPr>
+      <w:r>
+        <w:rPr>
+          <w:lang w:val="gu_IN" w:bidi="gu_IN"/>
+        </w:rPr>
+      </w:r>
+      <w:r>
+        <w:rPr>
+          <w:lang w:val="gu_IN" w:bidi="gu_IN"/>
+        </w:rPr>
+        <w:t>માલાખી 1:10–12</w:t>
+      </w:r>
+    </w:p>
+    <w:p>
+      <w:pPr>
+        <w:pStyle w:val="ListBullet"/>
+        <w:spacing w:line="240" w:lineRule="auto"/>
+        <w:ind w:left="720"/>
+      </w:pPr>
+      <w:r>
+        <w:rPr>
+          <w:lang w:val="gu_IN" w:bidi="gu_IN"/>
+        </w:rPr>
+      </w:r>
+      <w:r>
+        <w:rPr>
+          <w:lang w:val="gu_IN" w:bidi="gu_IN"/>
+        </w:rPr>
+        <w:t>માથ્થી 12:5–6</w:t>
+      </w:r>
+    </w:p>
+    <w:p>
+      <w:pPr>
+        <w:pStyle w:val="ListBullet"/>
+        <w:spacing w:line="240" w:lineRule="auto"/>
+        <w:ind w:left="720"/>
+      </w:pPr>
+      <w:r>
+        <w:rPr>
+          <w:lang w:val="gu_IN" w:bidi="gu_IN"/>
+        </w:rPr>
+      </w:r>
+      <w:r>
+        <w:rPr>
+          <w:lang w:val="gu_IN" w:bidi="gu_IN"/>
+        </w:rPr>
+        <w:t>ગણના 18:30–32</w:t>
+      </w:r>
     </w:p>
     <w:p>
       <w:pPr>
@@ -5013,114 +4719,84 @@
           <w:lang w:val="gu_IN" w:bidi="gu_IN"/>
         </w:rPr>
       </w:r>
-      <w:hyperlink r:id="rId61">
-        <w:r>
-          <w:rPr>
-            <w:lang w:val="gu_IN" w:bidi="gu_IN"/>
-          </w:rPr>
-          <w:rPr>
-            <w:color w:val="0000EE"/>
-            <w:u w:val="single"/>
-          </w:rPr>
-          <w:t>હઝકિયેલ 20:42–44</w:t>
-        </w:r>
-      </w:hyperlink>
-    </w:p>
-    <w:p>
-      <w:pPr>
-        <w:pStyle w:val="ListBullet"/>
-        <w:spacing w:line="240" w:lineRule="auto"/>
-        <w:ind w:left="720"/>
-      </w:pPr>
-      <w:r>
-        <w:rPr>
-          <w:lang w:val="gu_IN" w:bidi="gu_IN"/>
-        </w:rPr>
-      </w:r>
-      <w:hyperlink r:id="rId62">
-        <w:r>
-          <w:rPr>
-            <w:lang w:val="gu_IN" w:bidi="gu_IN"/>
-          </w:rPr>
-          <w:rPr>
-            <w:color w:val="0000EE"/>
-            <w:u w:val="single"/>
-          </w:rPr>
-          <w:t>ગલાતી 6:6–8</w:t>
-        </w:r>
-      </w:hyperlink>
-    </w:p>
-    <w:p>
-      <w:pPr>
-        <w:pStyle w:val="ListBullet"/>
-        <w:spacing w:line="240" w:lineRule="auto"/>
-        <w:ind w:left="720"/>
-      </w:pPr>
-      <w:r>
-        <w:rPr>
-          <w:lang w:val="gu_IN" w:bidi="gu_IN"/>
-        </w:rPr>
-      </w:r>
-      <w:hyperlink r:id="rId63">
-        <w:r>
-          <w:rPr>
-            <w:lang w:val="gu_IN" w:bidi="gu_IN"/>
-          </w:rPr>
-          <w:rPr>
-            <w:color w:val="0000EE"/>
-            <w:u w:val="single"/>
-          </w:rPr>
-          <w:t>ઉત્પત્તિ 6:11–12</w:t>
-        </w:r>
-      </w:hyperlink>
-    </w:p>
-    <w:p>
-      <w:pPr>
-        <w:pStyle w:val="ListBullet"/>
-        <w:spacing w:line="240" w:lineRule="auto"/>
-        <w:ind w:left="720"/>
-      </w:pPr>
-      <w:r>
-        <w:rPr>
-          <w:lang w:val="gu_IN" w:bidi="gu_IN"/>
-        </w:rPr>
-      </w:r>
-      <w:hyperlink r:id="rId64">
-        <w:r>
-          <w:rPr>
-            <w:lang w:val="gu_IN" w:bidi="gu_IN"/>
-          </w:rPr>
-          <w:rPr>
-            <w:color w:val="0000EE"/>
-            <w:u w:val="single"/>
-          </w:rPr>
-          <w:t>માથ્થી 12:33–35</w:t>
-        </w:r>
-      </w:hyperlink>
-    </w:p>
-    <w:p>
-      <w:pPr>
-        <w:pStyle w:val="ListBullet"/>
-        <w:spacing w:line="240" w:lineRule="auto"/>
-        <w:ind w:left="720"/>
-      </w:pPr>
-      <w:r>
-        <w:rPr>
-          <w:lang w:val="gu_IN" w:bidi="gu_IN"/>
-        </w:rPr>
-      </w:r>
-      <w:hyperlink r:id="rId65">
-        <w:r>
-          <w:rPr>
-            <w:lang w:val="gu_IN" w:bidi="gu_IN"/>
-          </w:rPr>
-          <w:rPr>
-            <w:color w:val="0000EE"/>
-            <w:u w:val="single"/>
-          </w:rPr>
-          <w:t>ગીતશાસ્ત્ર 14:1</w:t>
-        </w:r>
-      </w:hyperlink>
+      <w:r>
+        <w:rPr>
+          <w:lang w:val="gu_IN" w:bidi="gu_IN"/>
+        </w:rPr>
+        <w:t>હઝકિયેલ 20:42–44</w:t>
+      </w:r>
+    </w:p>
+    <w:p>
+      <w:pPr>
+        <w:pStyle w:val="ListBullet"/>
+        <w:spacing w:line="240" w:lineRule="auto"/>
+        <w:ind w:left="720"/>
+      </w:pPr>
+      <w:r>
+        <w:rPr>
+          <w:lang w:val="gu_IN" w:bidi="gu_IN"/>
+        </w:rPr>
+      </w:r>
+      <w:r>
+        <w:rPr>
+          <w:lang w:val="gu_IN" w:bidi="gu_IN"/>
+        </w:rPr>
+        <w:t>ગલાતી 6:6–8</w:t>
+      </w:r>
+    </w:p>
+    <w:p>
+      <w:pPr>
+        <w:pStyle w:val="ListBullet"/>
+        <w:spacing w:line="240" w:lineRule="auto"/>
+        <w:ind w:left="720"/>
+      </w:pPr>
+      <w:r>
+        <w:rPr>
+          <w:lang w:val="gu_IN" w:bidi="gu_IN"/>
+        </w:rPr>
+      </w:r>
+      <w:r>
+        <w:rPr>
+          <w:lang w:val="gu_IN" w:bidi="gu_IN"/>
+        </w:rPr>
+        <w:t>ઉત્પત્તિ 6:11–12</w:t>
+      </w:r>
+    </w:p>
+    <w:p>
+      <w:pPr>
+        <w:pStyle w:val="ListBullet"/>
+        <w:spacing w:line="240" w:lineRule="auto"/>
+        <w:ind w:left="720"/>
+      </w:pPr>
+      <w:r>
+        <w:rPr>
+          <w:lang w:val="gu_IN" w:bidi="gu_IN"/>
+        </w:rPr>
+      </w:r>
+      <w:r>
+        <w:rPr>
+          <w:lang w:val="gu_IN" w:bidi="gu_IN"/>
+        </w:rPr>
+        <w:t>માથ્થી 12:33–35</w:t>
+      </w:r>
+    </w:p>
+    <w:p>
+      <w:pPr>
+        <w:pStyle w:val="ListBullet"/>
+        <w:spacing w:line="240" w:lineRule="auto"/>
+        <w:ind w:left="720"/>
+      </w:pPr>
+      <w:r>
+        <w:rPr>
+          <w:lang w:val="gu_IN" w:bidi="gu_IN"/>
+        </w:rPr>
+      </w:r>
+      <w:r>
+        <w:rPr>
+          <w:lang w:val="gu_IN" w:bidi="gu_IN"/>
+        </w:rPr>
+        <w:t>ગીતશાસ્ત્ર 14:1</w:t>
+      </w:r>
     </w:p>
     <w:p>
       <w:pPr>
@@ -5371,138 +5047,102 @@
           <w:lang w:val="gu_IN" w:bidi="gu_IN"/>
         </w:rPr>
       </w:r>
-      <w:hyperlink r:id="rId66">
-        <w:r>
-          <w:rPr>
-            <w:lang w:val="gu_IN" w:bidi="gu_IN"/>
-          </w:rPr>
-          <w:rPr>
-            <w:color w:val="0000EE"/>
-            <w:u w:val="single"/>
-          </w:rPr>
-          <w:t>પુનર્નિયમ 19:17–19</w:t>
-        </w:r>
-      </w:hyperlink>
-    </w:p>
-    <w:p>
-      <w:pPr>
-        <w:pStyle w:val="ListBullet"/>
-        <w:spacing w:line="240" w:lineRule="auto"/>
-        <w:ind w:left="720"/>
-      </w:pPr>
-      <w:r>
-        <w:rPr>
-          <w:lang w:val="gu_IN" w:bidi="gu_IN"/>
-        </w:rPr>
-      </w:r>
-      <w:hyperlink r:id="rId67">
-        <w:r>
-          <w:rPr>
-            <w:lang w:val="gu_IN" w:bidi="gu_IN"/>
-          </w:rPr>
-          <w:rPr>
-            <w:color w:val="0000EE"/>
-            <w:u w:val="single"/>
-          </w:rPr>
-          <w:t>નિર્ગમન 20:15–17</w:t>
-        </w:r>
-      </w:hyperlink>
-    </w:p>
-    <w:p>
-      <w:pPr>
-        <w:pStyle w:val="ListBullet"/>
-        <w:spacing w:line="240" w:lineRule="auto"/>
-        <w:ind w:left="720"/>
-      </w:pPr>
-      <w:r>
-        <w:rPr>
-          <w:lang w:val="gu_IN" w:bidi="gu_IN"/>
-        </w:rPr>
-      </w:r>
-      <w:hyperlink r:id="rId68">
-        <w:r>
-          <w:rPr>
-            <w:lang w:val="gu_IN" w:bidi="gu_IN"/>
-          </w:rPr>
-          <w:rPr>
-            <w:color w:val="0000EE"/>
-            <w:u w:val="single"/>
-          </w:rPr>
-          <w:t>માથ્થી 15:18–20</w:t>
-        </w:r>
-      </w:hyperlink>
-    </w:p>
-    <w:p>
-      <w:pPr>
-        <w:pStyle w:val="ListBullet"/>
-        <w:spacing w:line="240" w:lineRule="auto"/>
-        <w:ind w:left="720"/>
-      </w:pPr>
-      <w:r>
-        <w:rPr>
-          <w:lang w:val="gu_IN" w:bidi="gu_IN"/>
-        </w:rPr>
-      </w:r>
-      <w:hyperlink r:id="rId69">
-        <w:r>
-          <w:rPr>
-            <w:lang w:val="gu_IN" w:bidi="gu_IN"/>
-          </w:rPr>
-          <w:rPr>
-            <w:color w:val="0000EE"/>
-            <w:u w:val="single"/>
-          </w:rPr>
-          <w:t>માથ્થી 19:18–19</w:t>
-        </w:r>
-      </w:hyperlink>
-    </w:p>
-    <w:p>
-      <w:pPr>
-        <w:pStyle w:val="ListBullet"/>
-        <w:spacing w:line="240" w:lineRule="auto"/>
-        <w:ind w:left="720"/>
-      </w:pPr>
-      <w:r>
-        <w:rPr>
-          <w:lang w:val="gu_IN" w:bidi="gu_IN"/>
-        </w:rPr>
-      </w:r>
-      <w:hyperlink r:id="rId70">
-        <w:r>
-          <w:rPr>
-            <w:lang w:val="gu_IN" w:bidi="gu_IN"/>
-          </w:rPr>
-          <w:rPr>
-            <w:color w:val="0000EE"/>
-            <w:u w:val="single"/>
-          </w:rPr>
-          <w:t>નીતિવચન 14:5–6</w:t>
-        </w:r>
-      </w:hyperlink>
-    </w:p>
-    <w:p>
-      <w:pPr>
-        <w:pStyle w:val="ListBullet"/>
-        <w:spacing w:line="240" w:lineRule="auto"/>
-        <w:ind w:left="720"/>
-      </w:pPr>
-      <w:r>
-        <w:rPr>
-          <w:lang w:val="gu_IN" w:bidi="gu_IN"/>
-        </w:rPr>
-      </w:r>
-      <w:hyperlink r:id="rId71">
-        <w:r>
-          <w:rPr>
-            <w:lang w:val="gu_IN" w:bidi="gu_IN"/>
-          </w:rPr>
-          <w:rPr>
-            <w:color w:val="0000EE"/>
-            <w:u w:val="single"/>
-          </w:rPr>
-          <w:t>ગીતશાસ્ત્ર 27:11–12</w:t>
-        </w:r>
-      </w:hyperlink>
+      <w:r>
+        <w:rPr>
+          <w:lang w:val="gu_IN" w:bidi="gu_IN"/>
+        </w:rPr>
+        <w:t>પુનર્નિયમ 19:17–19</w:t>
+      </w:r>
+    </w:p>
+    <w:p>
+      <w:pPr>
+        <w:pStyle w:val="ListBullet"/>
+        <w:spacing w:line="240" w:lineRule="auto"/>
+        <w:ind w:left="720"/>
+      </w:pPr>
+      <w:r>
+        <w:rPr>
+          <w:lang w:val="gu_IN" w:bidi="gu_IN"/>
+        </w:rPr>
+      </w:r>
+      <w:r>
+        <w:rPr>
+          <w:lang w:val="gu_IN" w:bidi="gu_IN"/>
+        </w:rPr>
+        <w:t>નિર્ગમન 20:15–17</w:t>
+      </w:r>
+    </w:p>
+    <w:p>
+      <w:pPr>
+        <w:pStyle w:val="ListBullet"/>
+        <w:spacing w:line="240" w:lineRule="auto"/>
+        <w:ind w:left="720"/>
+      </w:pPr>
+      <w:r>
+        <w:rPr>
+          <w:lang w:val="gu_IN" w:bidi="gu_IN"/>
+        </w:rPr>
+      </w:r>
+      <w:r>
+        <w:rPr>
+          <w:lang w:val="gu_IN" w:bidi="gu_IN"/>
+        </w:rPr>
+        <w:t>માથ્થી 15:18–20</w:t>
+      </w:r>
+    </w:p>
+    <w:p>
+      <w:pPr>
+        <w:pStyle w:val="ListBullet"/>
+        <w:spacing w:line="240" w:lineRule="auto"/>
+        <w:ind w:left="720"/>
+      </w:pPr>
+      <w:r>
+        <w:rPr>
+          <w:lang w:val="gu_IN" w:bidi="gu_IN"/>
+        </w:rPr>
+      </w:r>
+      <w:r>
+        <w:rPr>
+          <w:lang w:val="gu_IN" w:bidi="gu_IN"/>
+        </w:rPr>
+        <w:t>માથ્થી 19:18–19</w:t>
+      </w:r>
+    </w:p>
+    <w:p>
+      <w:pPr>
+        <w:pStyle w:val="ListBullet"/>
+        <w:spacing w:line="240" w:lineRule="auto"/>
+        <w:ind w:left="720"/>
+      </w:pPr>
+      <w:r>
+        <w:rPr>
+          <w:lang w:val="gu_IN" w:bidi="gu_IN"/>
+        </w:rPr>
+      </w:r>
+      <w:r>
+        <w:rPr>
+          <w:lang w:val="gu_IN" w:bidi="gu_IN"/>
+        </w:rPr>
+        <w:t>નીતિવચન 14:5–6</w:t>
+      </w:r>
+    </w:p>
+    <w:p>
+      <w:pPr>
+        <w:pStyle w:val="ListBullet"/>
+        <w:spacing w:line="240" w:lineRule="auto"/>
+        <w:ind w:left="720"/>
+      </w:pPr>
+      <w:r>
+        <w:rPr>
+          <w:lang w:val="gu_IN" w:bidi="gu_IN"/>
+        </w:rPr>
+      </w:r>
+      <w:r>
+        <w:rPr>
+          <w:lang w:val="gu_IN" w:bidi="gu_IN"/>
+        </w:rPr>
+        <w:t>ગીતશાસ્ત્ર 27:11–12</w:t>
+      </w:r>
     </w:p>
     <w:p>
       <w:pPr>
